--- a/examples/classification/doc/05-ensemble-random-forest.docx
+++ b/examples/classification/doc/05-ensemble-random-forest.docx
@@ -86,6 +86,45 @@
       </w:pPr>
       <w:r>
         <w:rPr>
+          <w:rStyle w:val="FunctionTok"/>
+        </w:rPr>
+        <w:t xml:space="preserve">source</w:t>
+      </w:r>
+      <w:r>
+        <w:rPr>
+          <w:rStyle w:val="NormalTok"/>
+        </w:rPr>
+        <w:t xml:space="preserve">(</w:t>
+      </w:r>
+      <w:r>
+        <w:rPr>
+          <w:rStyle w:val="FunctionTok"/>
+        </w:rPr>
+        <w:t xml:space="preserve">url</w:t>
+      </w:r>
+      <w:r>
+        <w:rPr>
+          <w:rStyle w:val="NormalTok"/>
+        </w:rPr>
+        <w:t xml:space="preserve">(</w:t>
+      </w:r>
+      <w:r>
+        <w:rPr>
+          <w:rStyle w:val="StringTok"/>
+        </w:rPr>
+        <w:t xml:space="preserve">"https://raw.githubusercontent.com/cefet-rj-dal/daltoolbox/main/examples/seed.R"</w:t>
+      </w:r>
+      <w:r>
+        <w:rPr>
+          <w:rStyle w:val="NormalTok"/>
+        </w:rPr>
+        <w:t xml:space="preserve">))</w:t>
+      </w:r>
+      <w:r>
+        <w:br/>
+      </w:r>
+      <w:r>
+        <w:rPr>
           <w:rStyle w:val="CommentTok"/>
         </w:rPr>
         <w:t xml:space="preserve"># Classification using  Random Forest</w:t>
@@ -392,25 +431,13 @@
         <w:rPr>
           <w:rStyle w:val="FunctionTok"/>
         </w:rPr>
-        <w:t xml:space="preserve">set.seed</w:t>
-      </w:r>
-      <w:r>
-        <w:rPr>
-          <w:rStyle w:val="NormalTok"/>
-        </w:rPr>
-        <w:t xml:space="preserve">(</w:t>
-      </w:r>
-      <w:r>
-        <w:rPr>
-          <w:rStyle w:val="DecValTok"/>
-        </w:rPr>
-        <w:t xml:space="preserve">1</w:t>
-      </w:r>
-      <w:r>
-        <w:rPr>
-          <w:rStyle w:val="NormalTok"/>
-        </w:rPr>
-        <w:t xml:space="preserve">)</w:t>
+        <w:t xml:space="preserve">set_example_seed</w:t>
+      </w:r>
+      <w:r>
+        <w:rPr>
+          <w:rStyle w:val="NormalTok"/>
+        </w:rPr>
+        <w:t xml:space="preserve">()</w:t>
       </w:r>
       <w:r>
         <w:br/>
@@ -794,7 +821,7 @@
         <w:rPr>
           <w:rStyle w:val="VerbatimChar"/>
         </w:rPr>
-        <w:t xml:space="preserve">## training     39         38        43</w:t>
+        <w:t xml:space="preserve">## training     41         39        40</w:t>
       </w:r>
       <w:r>
         <w:br/>
@@ -803,7 +830,7 @@
         <w:rPr>
           <w:rStyle w:val="VerbatimChar"/>
         </w:rPr>
-        <w:t xml:space="preserve">## test         11         12         7</w:t>
+        <w:t xml:space="preserve">## test          9         11        10</w:t>
       </w:r>
     </w:p>
     <w:p>
@@ -949,6 +976,21 @@
       </w:r>
       <w:r>
         <w:rPr>
+          <w:rStyle w:val="FunctionTok"/>
+        </w:rPr>
+        <w:t xml:space="preserve">set_example_seed</w:t>
+      </w:r>
+      <w:r>
+        <w:rPr>
+          <w:rStyle w:val="NormalTok"/>
+        </w:rPr>
+        <w:t xml:space="preserve">()</w:t>
+      </w:r>
+      <w:r>
+        <w:br/>
+      </w:r>
+      <w:r>
+        <w:rPr>
           <w:rStyle w:val="NormalTok"/>
         </w:rPr>
         <w:t xml:space="preserve">model </w:t>
@@ -1048,7 +1090,7 @@
         <w:rPr>
           <w:rStyle w:val="NormalTok"/>
         </w:rPr>
-        <w:t xml:space="preserve">iris_train_predictand </w:t>
+        <w:t xml:space="preserve">train_eval </w:t>
       </w:r>
       <w:r>
         <w:rPr>
@@ -1066,13 +1108,13 @@
         <w:rPr>
           <w:rStyle w:val="FunctionTok"/>
         </w:rPr>
-        <w:t xml:space="preserve">adjust_class_label</w:t>
-      </w:r>
-      <w:r>
-        <w:rPr>
-          <w:rStyle w:val="NormalTok"/>
-        </w:rPr>
-        <w:t xml:space="preserve">(iris_train[,</w:t>
+        <w:t xml:space="preserve">evaluate</w:t>
+      </w:r>
+      <w:r>
+        <w:rPr>
+          <w:rStyle w:val="NormalTok"/>
+        </w:rPr>
+        <w:t xml:space="preserve">(model, iris_train[,</w:t>
       </w:r>
       <w:r>
         <w:rPr>
@@ -1084,40 +1126,7 @@
         <w:rPr>
           <w:rStyle w:val="NormalTok"/>
         </w:rPr>
-        <w:t xml:space="preserve">])</w:t>
-      </w:r>
-      <w:r>
-        <w:br/>
-      </w:r>
-      <w:r>
-        <w:rPr>
-          <w:rStyle w:val="NormalTok"/>
-        </w:rPr>
-        <w:t xml:space="preserve">train_eval </w:t>
-      </w:r>
-      <w:r>
-        <w:rPr>
-          <w:rStyle w:val="OtherTok"/>
-        </w:rPr>
-        <w:t xml:space="preserve">&lt;-</w:t>
-      </w:r>
-      <w:r>
-        <w:rPr>
-          <w:rStyle w:val="NormalTok"/>
-        </w:rPr>
-        <w:t xml:space="preserve"> </w:t>
-      </w:r>
-      <w:r>
-        <w:rPr>
-          <w:rStyle w:val="FunctionTok"/>
-        </w:rPr>
-        <w:t xml:space="preserve">evaluate</w:t>
-      </w:r>
-      <w:r>
-        <w:rPr>
-          <w:rStyle w:val="NormalTok"/>
-        </w:rPr>
-        <w:t xml:space="preserve">(model, iris_train_predictand, train_prediction)</w:t>
+        <w:t xml:space="preserve">], train_prediction)</w:t>
       </w:r>
       <w:r>
         <w:br/>
@@ -1155,7 +1164,7 @@
         <w:rPr>
           <w:rStyle w:val="VerbatimChar"/>
         </w:rPr>
-        <w:t xml:space="preserve">##   accuracy TP TN FP FN precision recall sensitivity specificity f1</w:t>
+        <w:t xml:space="preserve">##    accuracy TP TN FP FN precision recall sensitivity specificity f1</w:t>
       </w:r>
       <w:r>
         <w:br/>
@@ -1164,7 +1173,7 @@
         <w:rPr>
           <w:rStyle w:val="VerbatimChar"/>
         </w:rPr>
-        <w:t xml:space="preserve">## 1    0.975 39 81  0  0         1      1           1           1  1</w:t>
+        <w:t xml:space="preserve">## 1 0.9916667 41 79  0  0         1      1           1           1  1</w:t>
       </w:r>
     </w:p>
     <w:p>
@@ -1226,9 +1235,18 @@
       </w:r>
       <w:r>
         <w:rPr>
-          <w:rStyle w:val="NormalTok"/>
-        </w:rPr>
-        <w:t xml:space="preserve">iris_test_predictand </w:t>
+          <w:rStyle w:val="CommentTok"/>
+        </w:rPr>
+        <w:t xml:space="preserve"># Test evaluation</w:t>
+      </w:r>
+      <w:r>
+        <w:br/>
+      </w:r>
+      <w:r>
+        <w:rPr>
+          <w:rStyle w:val="NormalTok"/>
+        </w:rPr>
+        <w:t xml:space="preserve"> test_eval </w:t>
       </w:r>
       <w:r>
         <w:rPr>
@@ -1246,13 +1264,13 @@
         <w:rPr>
           <w:rStyle w:val="FunctionTok"/>
         </w:rPr>
-        <w:t xml:space="preserve">adjust_class_label</w:t>
-      </w:r>
-      <w:r>
-        <w:rPr>
-          <w:rStyle w:val="NormalTok"/>
-        </w:rPr>
-        <w:t xml:space="preserve">(iris_test[,</w:t>
+        <w:t xml:space="preserve">evaluate</w:t>
+      </w:r>
+      <w:r>
+        <w:rPr>
+          <w:rStyle w:val="NormalTok"/>
+        </w:rPr>
+        <w:t xml:space="preserve">(model, iris_test[,</w:t>
       </w:r>
       <w:r>
         <w:rPr>
@@ -1264,52 +1282,7 @@
         <w:rPr>
           <w:rStyle w:val="NormalTok"/>
         </w:rPr>
-        <w:t xml:space="preserve">])</w:t>
-      </w:r>
-      <w:r>
-        <w:br/>
-      </w:r>
-      <w:r>
-        <w:br/>
-      </w:r>
-      <w:r>
-        <w:rPr>
-          <w:rStyle w:val="CommentTok"/>
-        </w:rPr>
-        <w:t xml:space="preserve"># Test evaluation</w:t>
-      </w:r>
-      <w:r>
-        <w:br/>
-      </w:r>
-      <w:r>
-        <w:rPr>
-          <w:rStyle w:val="NormalTok"/>
-        </w:rPr>
-        <w:t xml:space="preserve"> test_eval </w:t>
-      </w:r>
-      <w:r>
-        <w:rPr>
-          <w:rStyle w:val="OtherTok"/>
-        </w:rPr>
-        <w:t xml:space="preserve">&lt;-</w:t>
-      </w:r>
-      <w:r>
-        <w:rPr>
-          <w:rStyle w:val="NormalTok"/>
-        </w:rPr>
-        <w:t xml:space="preserve"> </w:t>
-      </w:r>
-      <w:r>
-        <w:rPr>
-          <w:rStyle w:val="FunctionTok"/>
-        </w:rPr>
-        <w:t xml:space="preserve">evaluate</w:t>
-      </w:r>
-      <w:r>
-        <w:rPr>
-          <w:rStyle w:val="NormalTok"/>
-        </w:rPr>
-        <w:t xml:space="preserve">(model, iris_test_predictand, test_prediction)</w:t>
+        <w:t xml:space="preserve">], test_prediction)</w:t>
       </w:r>
       <w:r>
         <w:br/>
@@ -1356,7 +1329,7 @@
         <w:rPr>
           <w:rStyle w:val="VerbatimChar"/>
         </w:rPr>
-        <w:t xml:space="preserve">## 1 0.9666667 11 19  0  0         1      1           1           1  1</w:t>
+        <w:t xml:space="preserve">## 1 0.9333333  9 21  0  0         1      1           1           1  1</w:t>
       </w:r>
     </w:p>
     <w:p>
@@ -1500,10 +1473,10 @@
   <w:docDefaults>
     <w:rPrDefault>
       <w:rPr>
-        <w:rFonts w:asciiTheme="minorHAnsi" w:cstheme="minorBidi" w:eastAsiaTheme="minorHAnsi" w:hAnsiTheme="minorHAnsi"/>
+        <w:rFonts w:asciiTheme="minorHAnsi" w:cstheme="minorBidi" w:eastAsiaTheme="minorEastAsia" w:hAnsiTheme="minorHAnsi"/>
         <w:sz w:val="24"/>
         <w:szCs w:val="24"/>
-        <w:lang w:bidi="ar-SA" w:eastAsia="en-US" w:val="en-US"/>
+        <w:lang w:bidi="ar-SA" w:eastAsia="zh-CN" w:val="en-US"/>
       </w:rPr>
     </w:rPrDefault>
     <w:pPrDefault>
@@ -2044,13 +2017,6 @@
       </w:tblCellMar>
     </w:tblPr>
     <w:tblStylePr w:type="firstRow">
-      <w:tblPr>
-        <w:jc w:val="left"/>
-        <w:tblInd w:type="dxa" w:w="0"/>
-      </w:tblPr>
-      <w:trPr>
-        <w:jc w:val="left"/>
-      </w:trPr>
       <w:tcPr>
         <w:tcBorders>
           <w:bottom w:val="single"/>
